--- a/xoExam UI-UX Engineering Handoff Specification v0.3.0.docx
+++ b/xoExam UI-UX Engineering Handoff Specification v0.3.0.docx
@@ -27,7 +27,7 @@
           <w:sz w:val="28"/>
           <w:szCs w:val="28"/>
         </w:rPr>
-        <w:t xml:space="preserve">v0.3.0 · July 10, 2026 · Test catalog visibility + ordering pass</w:t>
+        <w:t xml:space="preserve">v0.3.0 · July 10, 2026 · Test catalog visibility, ordering + filtering pass</w:t>
       </w:r>
     </w:p>
     <w:p>
@@ -223,32 +223,15 @@
           <w:sz w:val="22"/>
           <w:szCs w:val="22"/>
         </w:rPr>
-        <w:t xml:space="preserve">Version numbering.</w:t>
-      </w:r>
-      <w:r>
-        <w:rPr>
-          <w:rFonts w:ascii="Nunito Sans" w:hAnsi="Nunito Sans"/>
-          <w:sz w:val="22"/>
-          <w:szCs w:val="22"/>
-        </w:rPr>
-        <w:t xml:space="preserve"> Bumped v0.2.9 → </w:t>
-      </w:r>
-      <w:r>
-        <w:rPr>
-          <w:rFonts w:ascii="Nunito Sans" w:hAnsi="Nunito Sans"/>
-          <w:b/>
-          <w:sz w:val="22"/>
-          <w:szCs w:val="22"/>
-        </w:rPr>
-        <w:t xml:space="preserve">v0.3.0</w:t>
-      </w:r>
-      <w:r>
-        <w:rPr>
-          <w:rFonts w:ascii="Nunito Sans" w:hAnsi="Nunito Sans"/>
-          <w:sz w:val="22"/>
-          <w:szCs w:val="22"/>
-        </w:rPr>
-        <w:t xml:space="preserve"> — a minor bump rather than v0.2.10, because this is user-facing catalog behavior and reads unambiguously alongside the existing v0.2.1.</w:t>
+        <w:t xml:space="preserve">Tests-page filtering UI hidden.</w:t>
+      </w:r>
+      <w:r>
+        <w:rPr>
+          <w:rFonts w:ascii="Nunito Sans" w:hAnsi="Nunito Sans"/>
+          <w:sz w:val="22"/>
+          <w:szCs w:val="22"/>
+        </w:rPr>
+        <w:t xml:space="preserve"> The category filter pills, the per-card category subheads, and the search box in TestSelection.jsx are hidden behind a SHOW_FILTERS = false flag (restorable) — the short catalog no longer needs filtering or search.</w:t>
       </w:r>
     </w:p>
     <w:p>
@@ -263,6 +246,54 @@
           <w:szCs w:val="22"/>
         </w:rPr>
         <w:t xml:space="preserve">5. </w:t>
+      </w:r>
+      <w:r>
+        <w:rPr>
+          <w:rFonts w:ascii="Nunito Sans" w:hAnsi="Nunito Sans"/>
+          <w:b/>
+          <w:sz w:val="22"/>
+          <w:szCs w:val="22"/>
+        </w:rPr>
+        <w:t xml:space="preserve">Version numbering.</w:t>
+      </w:r>
+      <w:r>
+        <w:rPr>
+          <w:rFonts w:ascii="Nunito Sans" w:hAnsi="Nunito Sans"/>
+          <w:sz w:val="22"/>
+          <w:szCs w:val="22"/>
+        </w:rPr>
+        <w:t xml:space="preserve"> Bumped v0.2.9 → </w:t>
+      </w:r>
+      <w:r>
+        <w:rPr>
+          <w:rFonts w:ascii="Nunito Sans" w:hAnsi="Nunito Sans"/>
+          <w:b/>
+          <w:sz w:val="22"/>
+          <w:szCs w:val="22"/>
+        </w:rPr>
+        <w:t xml:space="preserve">v0.3.0</w:t>
+      </w:r>
+      <w:r>
+        <w:rPr>
+          <w:rFonts w:ascii="Nunito Sans" w:hAnsi="Nunito Sans"/>
+          <w:sz w:val="22"/>
+          <w:szCs w:val="22"/>
+        </w:rPr>
+        <w:t xml:space="preserve"> — a minor bump rather than v0.2.10, because this is user-facing catalog behavior and reads unambiguously alongside the existing v0.2.1.</w:t>
+      </w:r>
+    </w:p>
+    <w:p>
+      <w:pPr>
+        <w:spacing w:after="60"/>
+        <w:ind w:left="360"/>
+      </w:pPr>
+      <w:r>
+        <w:rPr>
+          <w:rFonts w:ascii="Nunito Sans" w:hAnsi="Nunito Sans"/>
+          <w:sz w:val="22"/>
+          <w:szCs w:val="22"/>
+        </w:rPr>
+        <w:t xml:space="preserve">6. </w:t>
       </w:r>
       <w:r>
         <w:rPr>
@@ -6616,7 +6647,7 @@
                 <w:sz w:val="20"/>
                 <w:szCs w:val="20"/>
               </w:rPr>
-              <w:t xml:space="preserve">Test catalog visibility + ordering pass — Tests grid reordered to a fixed clinical priority sequence; legacy standalone Refraction hidden from the catalog; no test or clinical change</w:t>
+              <w:t xml:space="preserve">Test catalog visibility, ordering + filtering pass — Tests grid reordered to a fixed clinical priority sequence; legacy standalone Refraction hidden from the catalog; Tests-page filter pills / category labels / search hidden; no test or clinical change</w:t>
             </w:r>
           </w:p>
         </w:tc>
